--- a/banco/casa_azul_atualizacoes.docx
+++ b/banco/casa_azul_atualizacoes.docx
@@ -9,180 +9,273 @@
     </w:p>
     <w:p/>
     <w:p>
-      <w:r>
+      <w:pPr>
+        <w:rPr>
+          <w:color w:val="70AD47" w:themeColor="accent6"/>
+        </w:rPr>
+      </w:pPr>
+      <w:r>
+        <w:rPr>
+          <w:color w:val="70AD47" w:themeColor="accent6"/>
+        </w:rPr>
         <w:t>No </w:t>
       </w:r>
       <w:r>
         <w:rPr>
           <w:b/>
           <w:bCs/>
+          <w:color w:val="70AD47" w:themeColor="accent6"/>
         </w:rPr>
         <w:t>cadastro de atividades</w:t>
       </w:r>
       <w:r>
+        <w:rPr>
+          <w:color w:val="70AD47" w:themeColor="accent6"/>
+        </w:rPr>
         <w:t>, onde informa </w:t>
       </w:r>
       <w:r>
         <w:rPr>
           <w:b/>
           <w:bCs/>
+          <w:color w:val="70AD47" w:themeColor="accent6"/>
         </w:rPr>
         <w:t>lista de atividades realizáveis</w:t>
       </w:r>
       <w:r>
+        <w:rPr>
+          <w:color w:val="70AD47" w:themeColor="accent6"/>
+        </w:rPr>
         <w:t>, gentileza tirar a palavra realizáveis.</w:t>
       </w:r>
     </w:p>
     <w:p>
-      <w:r>
+      <w:pPr>
+        <w:rPr>
+          <w:color w:val="70AD47" w:themeColor="accent6"/>
+        </w:rPr>
+      </w:pPr>
+      <w:r>
+        <w:rPr>
+          <w:color w:val="70AD47" w:themeColor="accent6"/>
+        </w:rPr>
         <w:t>Ainda no </w:t>
       </w:r>
       <w:r>
         <w:rPr>
           <w:b/>
           <w:bCs/>
+          <w:color w:val="70AD47" w:themeColor="accent6"/>
         </w:rPr>
         <w:t>cadastro de atividades</w:t>
       </w:r>
       <w:r>
+        <w:rPr>
+          <w:color w:val="70AD47" w:themeColor="accent6"/>
+        </w:rPr>
         <w:t>, retirar a 1ª coluna onde está </w:t>
       </w:r>
       <w:r>
         <w:rPr>
           <w:b/>
           <w:bCs/>
+          <w:color w:val="70AD47" w:themeColor="accent6"/>
         </w:rPr>
         <w:t>#</w:t>
       </w:r>
       <w:r>
+        <w:rPr>
+          <w:color w:val="70AD47" w:themeColor="accent6"/>
+        </w:rPr>
         <w:t>, e na 2ª coluna onde está escrito </w:t>
       </w:r>
       <w:r>
         <w:rPr>
           <w:b/>
           <w:bCs/>
+          <w:color w:val="70AD47" w:themeColor="accent6"/>
         </w:rPr>
         <w:t>descrição</w:t>
       </w:r>
       <w:r>
+        <w:rPr>
+          <w:color w:val="70AD47" w:themeColor="accent6"/>
+        </w:rPr>
         <w:t>, substituir por </w:t>
       </w:r>
       <w:r>
         <w:rPr>
           <w:b/>
           <w:bCs/>
+          <w:color w:val="70AD47" w:themeColor="accent6"/>
         </w:rPr>
         <w:t>Atividade</w:t>
       </w:r>
       <w:r>
+        <w:rPr>
+          <w:color w:val="70AD47" w:themeColor="accent6"/>
+        </w:rPr>
         <w:t>, mantendo sempre a visualização em ordem alfabética, independente da ordem que foi escrita. E na 3ª coluna onde está escrito </w:t>
       </w:r>
       <w:r>
         <w:rPr>
           <w:b/>
           <w:bCs/>
+          <w:color w:val="70AD47" w:themeColor="accent6"/>
         </w:rPr>
         <w:t>observação</w:t>
       </w:r>
       <w:r>
+        <w:rPr>
+          <w:color w:val="70AD47" w:themeColor="accent6"/>
+        </w:rPr>
         <w:t>, substituir por </w:t>
       </w:r>
       <w:r>
         <w:rPr>
           <w:b/>
           <w:bCs/>
+          <w:color w:val="70AD47" w:themeColor="accent6"/>
         </w:rPr>
         <w:t>Descrição</w:t>
       </w:r>
       <w:r>
+        <w:rPr>
+          <w:color w:val="70AD47" w:themeColor="accent6"/>
+        </w:rPr>
         <w:t>.</w:t>
       </w:r>
     </w:p>
     <w:p/>
     <w:p>
-      <w:r>
+      <w:pPr>
+        <w:rPr>
+          <w:color w:val="70AD47" w:themeColor="accent6"/>
+        </w:rPr>
+      </w:pPr>
+      <w:r>
+        <w:rPr>
+          <w:color w:val="70AD47" w:themeColor="accent6"/>
+        </w:rPr>
         <w:t>No </w:t>
       </w:r>
       <w:r>
         <w:rPr>
           <w:b/>
           <w:bCs/>
+          <w:color w:val="70AD47" w:themeColor="accent6"/>
         </w:rPr>
         <w:t>cadastro das ações, </w:t>
       </w:r>
       <w:r>
+        <w:rPr>
+          <w:color w:val="70AD47" w:themeColor="accent6"/>
+        </w:rPr>
         <w:t>a </w:t>
       </w:r>
       <w:r>
         <w:rPr>
           <w:b/>
           <w:bCs/>
+          <w:color w:val="70AD47" w:themeColor="accent6"/>
         </w:rPr>
         <w:t>lista de tipos de ações</w:t>
       </w:r>
       <w:r>
+        <w:rPr>
+          <w:color w:val="70AD47" w:themeColor="accent6"/>
+        </w:rPr>
         <w:t>, mudar para </w:t>
       </w:r>
       <w:r>
         <w:rPr>
           <w:b/>
           <w:bCs/>
+          <w:color w:val="70AD47" w:themeColor="accent6"/>
         </w:rPr>
         <w:t>Lista de Ações.</w:t>
       </w:r>
     </w:p>
     <w:p>
-      <w:r>
+      <w:pPr>
+        <w:rPr>
+          <w:color w:val="70AD47" w:themeColor="accent6"/>
+        </w:rPr>
+      </w:pPr>
+      <w:r>
+        <w:rPr>
+          <w:color w:val="70AD47" w:themeColor="accent6"/>
+        </w:rPr>
         <w:t>Ainda no </w:t>
       </w:r>
       <w:r>
         <w:rPr>
           <w:b/>
           <w:bCs/>
+          <w:color w:val="70AD47" w:themeColor="accent6"/>
         </w:rPr>
         <w:t>cadastro das ações</w:t>
       </w:r>
       <w:r>
+        <w:rPr>
+          <w:color w:val="70AD47" w:themeColor="accent6"/>
+        </w:rPr>
         <w:t>, tira a 1ª coluna, na 2ª coluna mudar </w:t>
       </w:r>
       <w:r>
         <w:rPr>
           <w:b/>
           <w:bCs/>
+          <w:color w:val="70AD47" w:themeColor="accent6"/>
         </w:rPr>
         <w:t>descrição </w:t>
       </w:r>
       <w:r>
+        <w:rPr>
+          <w:color w:val="70AD47" w:themeColor="accent6"/>
+        </w:rPr>
         <w:t>por </w:t>
       </w:r>
       <w:r>
         <w:rPr>
           <w:b/>
           <w:bCs/>
+          <w:color w:val="70AD47" w:themeColor="accent6"/>
         </w:rPr>
         <w:t>Ações</w:t>
       </w:r>
       <w:r>
+        <w:rPr>
+          <w:color w:val="70AD47" w:themeColor="accent6"/>
+        </w:rPr>
         <w:t> e na 3ª coluna mudar </w:t>
       </w:r>
       <w:r>
         <w:rPr>
           <w:b/>
           <w:bCs/>
+          <w:color w:val="70AD47" w:themeColor="accent6"/>
         </w:rPr>
         <w:t>observação</w:t>
       </w:r>
       <w:r>
+        <w:rPr>
+          <w:color w:val="70AD47" w:themeColor="accent6"/>
+        </w:rPr>
         <w:t> por </w:t>
       </w:r>
       <w:r>
         <w:rPr>
           <w:b/>
           <w:bCs/>
+          <w:color w:val="70AD47" w:themeColor="accent6"/>
         </w:rPr>
         <w:t>Descrição</w:t>
       </w:r>
       <w:r>
+        <w:rPr>
+          <w:color w:val="70AD47" w:themeColor="accent6"/>
+        </w:rPr>
         <w:t>.</w:t>
       </w:r>
     </w:p>
@@ -918,6 +1011,7 @@
   <w:style w:type="character" w:default="1" w:styleId="Fontepargpadro">
     <w:name w:val="Default Paragraph Font"/>
     <w:uiPriority w:val="1"/>
+    <w:semiHidden/>
     <w:unhideWhenUsed/>
   </w:style>
   <w:style w:type="table" w:default="1" w:styleId="Tabelanormal">

--- a/banco/casa_azul_atualizacoes.docx
+++ b/banco/casa_azul_atualizacoes.docx
@@ -281,76 +281,138 @@
     </w:p>
     <w:p/>
     <w:p>
-      <w:r>
+      <w:pPr>
+        <w:rPr>
+          <w:color w:val="70AD47" w:themeColor="accent6"/>
+        </w:rPr>
+      </w:pPr>
+      <w:r>
+        <w:rPr>
+          <w:color w:val="70AD47" w:themeColor="accent6"/>
+        </w:rPr>
         <w:t>No </w:t>
       </w:r>
       <w:r>
         <w:rPr>
           <w:b/>
           <w:bCs/>
+          <w:color w:val="70AD47" w:themeColor="accent6"/>
         </w:rPr>
         <w:t>cadastro de colaboradores</w:t>
       </w:r>
       <w:r>
+        <w:rPr>
+          <w:color w:val="70AD47" w:themeColor="accent6"/>
+        </w:rPr>
         <w:t xml:space="preserve">, ao clicar no nome para visualizar, não ser editável, mesmo que não esteja salvando. Deixar acesso para digitar apenas na opção real de </w:t>
       </w:r>
       <w:proofErr w:type="gramStart"/>
       <w:r>
+        <w:rPr>
+          <w:color w:val="70AD47" w:themeColor="accent6"/>
+        </w:rPr>
         <w:t>editar ,</w:t>
       </w:r>
       <w:proofErr w:type="gramEnd"/>
       <w:r>
+        <w:rPr>
+          <w:color w:val="70AD47" w:themeColor="accent6"/>
+        </w:rPr>
         <w:t xml:space="preserve"> a qual já existe e já salva.</w:t>
       </w:r>
     </w:p>
     <w:p>
-      <w:r>
+      <w:pPr>
+        <w:rPr>
+          <w:color w:val="70AD47" w:themeColor="accent6"/>
+        </w:rPr>
+      </w:pPr>
+      <w:r>
+        <w:rPr>
+          <w:color w:val="70AD47" w:themeColor="accent6"/>
+        </w:rPr>
         <w:t>Ainda no </w:t>
       </w:r>
       <w:r>
         <w:rPr>
           <w:b/>
           <w:bCs/>
+          <w:color w:val="70AD47" w:themeColor="accent6"/>
         </w:rPr>
         <w:t>cadastro de colaboradores</w:t>
       </w:r>
       <w:r>
+        <w:rPr>
+          <w:color w:val="70AD47" w:themeColor="accent6"/>
+        </w:rPr>
         <w:t>, a aba vinculação, não está salvando e também está dando erro ao salvar um novo cadastro.</w:t>
       </w:r>
     </w:p>
     <w:p>
-      <w:r>
+      <w:pPr>
+        <w:rPr>
+          <w:color w:val="70AD47" w:themeColor="accent6"/>
+        </w:rPr>
+      </w:pPr>
+      <w:r>
+        <w:rPr>
+          <w:color w:val="70AD47" w:themeColor="accent6"/>
+        </w:rPr>
         <w:t xml:space="preserve">Quando em um cadastro tiver várias abas, sugerimos que ao passar para a aba seguinte, algo </w:t>
       </w:r>
       <w:proofErr w:type="gramStart"/>
       <w:r>
+        <w:rPr>
+          <w:color w:val="70AD47" w:themeColor="accent6"/>
+        </w:rPr>
         <w:t>nos informe</w:t>
       </w:r>
       <w:proofErr w:type="gramEnd"/>
       <w:r>
+        <w:rPr>
+          <w:color w:val="70AD47" w:themeColor="accent6"/>
+        </w:rPr>
         <w:t xml:space="preserve"> que salvou a aba anterior, deixando para clicarmos em salvar, somente quando inserirmos todas as informações.</w:t>
       </w:r>
     </w:p>
     <w:p>
-      <w:r>
+      <w:pPr>
+        <w:rPr>
+          <w:color w:val="70AD47" w:themeColor="accent6"/>
+        </w:rPr>
+      </w:pPr>
+      <w:r>
+        <w:rPr>
+          <w:color w:val="70AD47" w:themeColor="accent6"/>
+        </w:rPr>
         <w:t>Também no </w:t>
       </w:r>
       <w:r>
         <w:rPr>
           <w:b/>
           <w:bCs/>
+          <w:color w:val="70AD47" w:themeColor="accent6"/>
         </w:rPr>
         <w:t>cadastro de colaboradores</w:t>
       </w:r>
       <w:r>
+        <w:rPr>
+          <w:color w:val="70AD47" w:themeColor="accent6"/>
+        </w:rPr>
         <w:t xml:space="preserve">, ao incluir um novo cadastro, mostra todos os campos solicitados, como por exemplo o campo chave pix na aba dos dados bancários. Agora se eu for em um colaborador já cadastrado, não aparece a opção chave pix na aba dados bancários. Por isso, não estamos ainda cadastrando um volume grande de pessoas. Estamos apenas com 1, 2 ou no máximo 3, devido receio dessas alterações não estarem contemplando os cadastros já feitos. Inclusive, vários que testamos até excluímos quando enviamos novos pedidos. Nesse caso. estou deixando a </w:t>
       </w:r>
       <w:proofErr w:type="spellStart"/>
       <w:r>
+        <w:rPr>
+          <w:color w:val="70AD47" w:themeColor="accent6"/>
+        </w:rPr>
         <w:t>Zenite</w:t>
       </w:r>
       <w:proofErr w:type="spellEnd"/>
       <w:r>
+        <w:rPr>
+          <w:color w:val="70AD47" w:themeColor="accent6"/>
+        </w:rPr>
         <w:t> como teste para você ver e entender o que estou lhe falando.</w:t>
       </w:r>
     </w:p>
